--- a/docs/lista_louvores/Textos_Louvores/BRILHA JESUS.docx
+++ b/docs/lista_louvores/Textos_Louvores/BRILHA JESUS.docx
@@ -4,7 +4,7 @@
   <w:body>
     <w:p>
       <w:pPr>
-        <w:pStyle w:val="SemEspaamento"/>
+        <w:pStyle w:val="Ttulo1"/>
       </w:pPr>
       <w:r>
         <w:t>BRILHA JESUS</w:t>
@@ -16,11 +16,20 @@
     <w:p>
       <w:pPr>
         <w:spacing w:after="0"/>
+        <w:rPr>
+          <w:rFonts w:ascii="Times New Roman" w:hAnsi="Times New Roman"/>
+        </w:rPr>
       </w:pPr>
       <w:r>
+        <w:rPr>
+          <w:rFonts w:ascii="Times New Roman" w:hAnsi="Times New Roman"/>
+        </w:rPr>
         <w:t>Vejo a luz do Senhor que brilha</w:t>
       </w:r>
       <w:r>
+        <w:rPr>
+          <w:rFonts w:ascii="Times New Roman" w:hAnsi="Times New Roman"/>
+        </w:rPr>
         <w:br/>
         <w:t>bem no meio das trevas brilha</w:t>
       </w:r>
@@ -28,23 +37,32 @@
     <w:p>
       <w:pPr>
         <w:spacing w:after="0"/>
+        <w:rPr>
+          <w:rFonts w:ascii="Times New Roman" w:hAnsi="Times New Roman"/>
+        </w:rPr>
       </w:pPr>
       <w:r>
+        <w:rPr>
+          <w:rFonts w:ascii="Times New Roman" w:hAnsi="Times New Roman"/>
+        </w:rPr>
         <w:t xml:space="preserve">Jesus </w:t>
       </w:r>
       <w:r>
+        <w:rPr>
+          <w:rFonts w:ascii="Times New Roman" w:hAnsi="Times New Roman"/>
+        </w:rPr>
         <w:t>C</w:t>
       </w:r>
       <w:r>
-        <w:t>risto</w:t>
-      </w:r>
-      <w:r>
-        <w:t xml:space="preserve"> </w:t>
-      </w:r>
-      <w:r>
-        <w:t>é a luz deste mundo</w:t>
-      </w:r>
-      <w:r>
+        <w:rPr>
+          <w:rFonts w:ascii="Times New Roman" w:hAnsi="Times New Roman"/>
+        </w:rPr>
+        <w:t>risto é a luz deste mundo</w:t>
+      </w:r>
+      <w:r>
+        <w:rPr>
+          <w:rFonts w:ascii="Times New Roman" w:hAnsi="Times New Roman"/>
+        </w:rPr>
         <w:br/>
         <w:t>nos acorda de um sono profundo</w:t>
       </w:r>
@@ -52,19 +70,28 @@
     <w:p>
       <w:pPr>
         <w:spacing w:after="0"/>
+        <w:rPr>
+          <w:rFonts w:ascii="Times New Roman" w:hAnsi="Times New Roman"/>
+        </w:rPr>
       </w:pPr>
       <w:r>
-        <w:t>Brilha em mim,</w:t>
-      </w:r>
-      <w:r>
-        <w:t xml:space="preserve"> </w:t>
+        <w:rPr>
+          <w:rFonts w:ascii="Times New Roman" w:hAnsi="Times New Roman"/>
+        </w:rPr>
+        <w:t xml:space="preserve">Brilha em mim, </w:t>
       </w:r>
       <w:proofErr w:type="gramStart"/>
       <w:r>
+        <w:rPr>
+          <w:rFonts w:ascii="Times New Roman" w:hAnsi="Times New Roman"/>
+        </w:rPr>
         <w:t>Brilha</w:t>
       </w:r>
       <w:proofErr w:type="gramEnd"/>
       <w:r>
+        <w:rPr>
+          <w:rFonts w:ascii="Times New Roman" w:hAnsi="Times New Roman"/>
+        </w:rPr>
         <w:t xml:space="preserve"> em mim!</w:t>
       </w:r>
     </w:p>
@@ -72,29 +99,41 @@
       <w:pPr>
         <w:spacing w:before="120" w:after="0"/>
         <w:rPr>
+          <w:rFonts w:ascii="Times New Roman" w:hAnsi="Times New Roman"/>
           <w:b/>
           <w:bCs/>
+          <w:i/>
+          <w:iCs/>
         </w:rPr>
       </w:pPr>
       <w:r>
         <w:rPr>
+          <w:rFonts w:ascii="Times New Roman" w:hAnsi="Times New Roman"/>
           <w:b/>
           <w:bCs/>
+          <w:i/>
+          <w:iCs/>
         </w:rPr>
         <w:t>Brilha Jesus! Mostra ao mundo</w:t>
       </w:r>
       <w:r>
         <w:rPr>
+          <w:rFonts w:ascii="Times New Roman" w:hAnsi="Times New Roman"/>
           <w:b/>
           <w:bCs/>
+          <w:i/>
+          <w:iCs/>
         </w:rPr>
         <w:br/>
         <w:t>a Luz de Deus Pai</w:t>
       </w:r>
       <w:r>
         <w:rPr>
+          <w:rFonts w:ascii="Times New Roman" w:hAnsi="Times New Roman"/>
           <w:b/>
           <w:bCs/>
+          <w:i/>
+          <w:iCs/>
         </w:rPr>
         <w:br/>
         <w:t xml:space="preserve">Espírito de Deus, vem </w:t>
@@ -102,16 +141,22 @@
       <w:proofErr w:type="gramStart"/>
       <w:r>
         <w:rPr>
+          <w:rFonts w:ascii="Times New Roman" w:hAnsi="Times New Roman"/>
           <w:b/>
           <w:bCs/>
+          <w:i/>
+          <w:iCs/>
         </w:rPr>
         <w:t>refulge</w:t>
       </w:r>
       <w:proofErr w:type="gramEnd"/>
       <w:r>
         <w:rPr>
+          <w:rFonts w:ascii="Times New Roman" w:hAnsi="Times New Roman"/>
           <w:b/>
           <w:bCs/>
+          <w:i/>
+          <w:iCs/>
         </w:rPr>
         <w:t xml:space="preserve"> em nós</w:t>
       </w:r>
@@ -120,29 +165,41 @@
       <w:pPr>
         <w:spacing w:after="0"/>
         <w:rPr>
+          <w:rFonts w:ascii="Times New Roman" w:hAnsi="Times New Roman"/>
           <w:b/>
           <w:bCs/>
+          <w:i/>
+          <w:iCs/>
         </w:rPr>
       </w:pPr>
       <w:r>
         <w:rPr>
+          <w:rFonts w:ascii="Times New Roman" w:hAnsi="Times New Roman"/>
           <w:b/>
           <w:bCs/>
+          <w:i/>
+          <w:iCs/>
         </w:rPr>
         <w:t>Faz transbordar sobre os povos</w:t>
       </w:r>
       <w:r>
         <w:rPr>
+          <w:rFonts w:ascii="Times New Roman" w:hAnsi="Times New Roman"/>
           <w:b/>
           <w:bCs/>
+          <w:i/>
+          <w:iCs/>
         </w:rPr>
         <w:br/>
         <w:t>Tua graça e perdão</w:t>
       </w:r>
       <w:r>
         <w:rPr>
+          <w:rFonts w:ascii="Times New Roman" w:hAnsi="Times New Roman"/>
           <w:b/>
           <w:bCs/>
+          <w:i/>
+          <w:iCs/>
         </w:rPr>
         <w:br/>
         <w:t xml:space="preserve">Vem </w:t>
@@ -150,16 +207,22 @@
       <w:proofErr w:type="gramStart"/>
       <w:r>
         <w:rPr>
+          <w:rFonts w:ascii="Times New Roman" w:hAnsi="Times New Roman"/>
           <w:b/>
           <w:bCs/>
+          <w:i/>
+          <w:iCs/>
         </w:rPr>
         <w:t>ordenar Que</w:t>
       </w:r>
       <w:proofErr w:type="gramEnd"/>
       <w:r>
         <w:rPr>
+          <w:rFonts w:ascii="Times New Roman" w:hAnsi="Times New Roman"/>
           <w:b/>
           <w:bCs/>
+          <w:i/>
+          <w:iCs/>
         </w:rPr>
         <w:t xml:space="preserve"> haja Luz ó Senhor</w:t>
       </w:r>
@@ -167,17 +230,20 @@
     <w:p>
       <w:pPr>
         <w:spacing w:before="120" w:after="0"/>
+        <w:rPr>
+          <w:rFonts w:ascii="Times New Roman" w:hAnsi="Times New Roman"/>
+        </w:rPr>
       </w:pPr>
       <w:r>
-        <w:t>Eis, me achego</w:t>
-      </w:r>
-      <w:r>
-        <w:t xml:space="preserve"> </w:t>
-      </w:r>
-      <w:r>
-        <w:t>Ao Teu trono incrível</w:t>
-      </w:r>
-      <w:r>
+        <w:rPr>
+          <w:rFonts w:ascii="Times New Roman" w:hAnsi="Times New Roman"/>
+        </w:rPr>
+        <w:t>Eis, me achego Ao Teu trono incrível</w:t>
+      </w:r>
+      <w:r>
+        <w:rPr>
+          <w:rFonts w:ascii="Times New Roman" w:hAnsi="Times New Roman"/>
+        </w:rPr>
         <w:br/>
         <w:t>Do mais finito ao intangível</w:t>
       </w:r>
@@ -185,59 +251,77 @@
     <w:p>
       <w:pPr>
         <w:spacing w:after="0"/>
+        <w:rPr>
+          <w:rFonts w:ascii="Times New Roman" w:hAnsi="Times New Roman"/>
+        </w:rPr>
       </w:pPr>
       <w:r>
+        <w:rPr>
+          <w:rFonts w:ascii="Times New Roman" w:hAnsi="Times New Roman"/>
+        </w:rPr>
         <w:t xml:space="preserve">Por Teu Sangue </w:t>
       </w:r>
       <w:proofErr w:type="gramStart"/>
       <w:r>
-        <w:t>precioso</w:t>
-      </w:r>
-      <w:r>
-        <w:t xml:space="preserve"> </w:t>
-      </w:r>
-      <w:r>
-        <w:t>Eu</w:t>
+        <w:rPr>
+          <w:rFonts w:ascii="Times New Roman" w:hAnsi="Times New Roman"/>
+        </w:rPr>
+        <w:t>precioso Eu</w:t>
       </w:r>
       <w:proofErr w:type="gramEnd"/>
       <w:r>
+        <w:rPr>
+          <w:rFonts w:ascii="Times New Roman" w:hAnsi="Times New Roman"/>
+        </w:rPr>
         <w:t xml:space="preserve"> ouso entrar</w:t>
       </w:r>
       <w:r>
+        <w:rPr>
+          <w:rFonts w:ascii="Times New Roman" w:hAnsi="Times New Roman"/>
+        </w:rPr>
         <w:br/>
         <w:t xml:space="preserve">Nossas sombras da </w:t>
       </w:r>
       <w:proofErr w:type="gramStart"/>
       <w:r>
-        <w:t>alma</w:t>
-      </w:r>
-      <w:r>
-        <w:t xml:space="preserve"> </w:t>
-      </w:r>
-      <w:r>
-        <w:t>Vem</w:t>
+        <w:rPr>
+          <w:rFonts w:ascii="Times New Roman" w:hAnsi="Times New Roman"/>
+        </w:rPr>
+        <w:t>alma Vem</w:t>
       </w:r>
       <w:proofErr w:type="gramEnd"/>
       <w:r>
+        <w:rPr>
+          <w:rFonts w:ascii="Times New Roman" w:hAnsi="Times New Roman"/>
+        </w:rPr>
         <w:t xml:space="preserve"> dissipar</w:t>
       </w:r>
     </w:p>
     <w:p>
       <w:pPr>
         <w:spacing w:after="0"/>
+        <w:rPr>
+          <w:rFonts w:ascii="Times New Roman" w:hAnsi="Times New Roman"/>
+        </w:rPr>
       </w:pPr>
       <w:r>
-        <w:t>Brilha em mim,</w:t>
-      </w:r>
-      <w:r>
-        <w:t xml:space="preserve"> </w:t>
+        <w:rPr>
+          <w:rFonts w:ascii="Times New Roman" w:hAnsi="Times New Roman"/>
+        </w:rPr>
+        <w:t xml:space="preserve">Brilha em mim, </w:t>
       </w:r>
       <w:proofErr w:type="gramStart"/>
       <w:r>
+        <w:rPr>
+          <w:rFonts w:ascii="Times New Roman" w:hAnsi="Times New Roman"/>
+        </w:rPr>
         <w:t>Brilha</w:t>
       </w:r>
       <w:proofErr w:type="gramEnd"/>
       <w:r>
+        <w:rPr>
+          <w:rFonts w:ascii="Times New Roman" w:hAnsi="Times New Roman"/>
+        </w:rPr>
         <w:t xml:space="preserve"> em mim!</w:t>
       </w:r>
     </w:p>
@@ -245,14 +329,20 @@
       <w:pPr>
         <w:spacing w:before="120"/>
         <w:rPr>
+          <w:rFonts w:ascii="Times New Roman" w:hAnsi="Times New Roman"/>
           <w:b/>
           <w:bCs/>
+          <w:i/>
+          <w:iCs/>
         </w:rPr>
       </w:pPr>
       <w:r>
         <w:rPr>
+          <w:rFonts w:ascii="Times New Roman" w:hAnsi="Times New Roman"/>
           <w:b/>
           <w:bCs/>
+          <w:i/>
+          <w:iCs/>
         </w:rPr>
         <w:t>[REFRÃO]</w:t>
       </w:r>
@@ -260,21 +350,34 @@
     <w:p>
       <w:pPr>
         <w:spacing w:after="0"/>
+        <w:rPr>
+          <w:rFonts w:ascii="Times New Roman" w:hAnsi="Times New Roman"/>
+        </w:rPr>
       </w:pPr>
       <w:r>
+        <w:rPr>
+          <w:rFonts w:ascii="Times New Roman" w:hAnsi="Times New Roman"/>
+        </w:rPr>
         <w:t>Contemplando Tua Majestade</w:t>
       </w:r>
       <w:r>
+        <w:rPr>
+          <w:rFonts w:ascii="Times New Roman" w:hAnsi="Times New Roman"/>
+        </w:rPr>
         <w:br/>
         <w:t>Teu reflexo em Nossas faces</w:t>
       </w:r>
       <w:r>
+        <w:rPr>
+          <w:rFonts w:ascii="Times New Roman" w:hAnsi="Times New Roman"/>
+        </w:rPr>
         <w:br/>
-      </w:r>
-      <w:r>
         <w:t>Cada dia de glória em glória</w:t>
       </w:r>
       <w:r>
+        <w:rPr>
+          <w:rFonts w:ascii="Times New Roman" w:hAnsi="Times New Roman"/>
+        </w:rPr>
         <w:br/>
         <w:t>mostrem sempre a Tua história</w:t>
       </w:r>
@@ -282,19 +385,28 @@
     <w:p>
       <w:pPr>
         <w:spacing w:after="0"/>
+        <w:rPr>
+          <w:rFonts w:ascii="Times New Roman" w:hAnsi="Times New Roman"/>
+        </w:rPr>
       </w:pPr>
       <w:r>
-        <w:t>Brilha em mim,</w:t>
-      </w:r>
-      <w:r>
-        <w:t xml:space="preserve"> </w:t>
+        <w:rPr>
+          <w:rFonts w:ascii="Times New Roman" w:hAnsi="Times New Roman"/>
+        </w:rPr>
+        <w:t xml:space="preserve">Brilha em mim, </w:t>
       </w:r>
       <w:proofErr w:type="gramStart"/>
       <w:r>
+        <w:rPr>
+          <w:rFonts w:ascii="Times New Roman" w:hAnsi="Times New Roman"/>
+        </w:rPr>
         <w:t>Brilha</w:t>
       </w:r>
       <w:proofErr w:type="gramEnd"/>
       <w:r>
+        <w:rPr>
+          <w:rFonts w:ascii="Times New Roman" w:hAnsi="Times New Roman"/>
+        </w:rPr>
         <w:t xml:space="preserve"> em mim!</w:t>
       </w:r>
     </w:p>
@@ -302,33 +414,46 @@
       <w:pPr>
         <w:spacing w:before="120"/>
         <w:rPr>
+          <w:rFonts w:ascii="Times New Roman" w:hAnsi="Times New Roman"/>
           <w:b/>
           <w:bCs/>
+          <w:i/>
+          <w:iCs/>
         </w:rPr>
       </w:pPr>
       <w:r>
         <w:rPr>
+          <w:rFonts w:ascii="Times New Roman" w:hAnsi="Times New Roman"/>
           <w:b/>
           <w:bCs/>
-        </w:rPr>
-        <w:t>[REFRÃO</w:t>
-      </w:r>
-      <w:r>
-        <w:rPr>
+          <w:i/>
+          <w:iCs/>
+        </w:rPr>
+        <w:t>[REFRÃO]</w:t>
+      </w:r>
+    </w:p>
+    <w:p>
+      <w:pPr>
+        <w:spacing w:before="120"/>
+        <w:rPr>
+          <w:rFonts w:ascii="Times New Roman" w:hAnsi="Times New Roman"/>
           <w:b/>
           <w:bCs/>
-        </w:rPr>
-        <w:t xml:space="preserve"> 2X</w:t>
-      </w:r>
-      <w:r>
-        <w:rPr>
+          <w:i/>
+          <w:iCs/>
+        </w:rPr>
+      </w:pPr>
+      <w:r>
+        <w:rPr>
+          <w:rFonts w:ascii="Times New Roman" w:hAnsi="Times New Roman"/>
           <w:b/>
           <w:bCs/>
-        </w:rPr>
-        <w:t>]</w:t>
+          <w:i/>
+          <w:iCs/>
+        </w:rPr>
+        <w:t>[REFRÃO]</w:t>
       </w:r>
     </w:p>
-    <w:p/>
     <w:sectPr>
       <w:pgSz w:w="11906" w:h="16838"/>
       <w:pgMar w:top="1417" w:right="1701" w:bottom="1417" w:left="1701" w:header="708" w:footer="708" w:gutter="0"/>
